--- a/docs/使用指南.docx
+++ b/docs/使用指南.docx
@@ -386,7 +386,7 @@
                 <w:color w:val="1C2333"/>
                 <w:sz w:val="19"/>
               </w:rPr>
-              <w:t>完整功能：MySQL 数据库、注册登录、社区、排行榜；浏览器访问 http://127.0.0.1:3001。</w:t>
+              <w:t>完整功能：MySQL 数据库、注册登录、社区、排行榜；浏览器访问 http://127.0.0.1:3000。</w:t>
             </w:r>
           </w:p>
         </w:tc>
@@ -1819,7 +1819,7 @@
           <w:color w:val="1C2333"/>
           <w:sz w:val="22"/>
         </w:rPr>
-        <w:t>手机与电脑在同一 WiFi 时，访问 http://电脑IP:3001；公网演示直接打开地址或扫描二维码。</w:t>
+        <w:t>手机与电脑在同一 WiFi 时，访问 http://电脑IP:3000；公网演示直接打开地址或扫描二维码。</w:t>
       </w:r>
     </w:p>
     <w:p>
@@ -2605,7 +2605,7 @@
                 <w:color w:val="1C2333"/>
                 <w:sz w:val="18"/>
               </w:rPr>
-              <w:t>3000/3001 端口被占用？</w:t>
+              <w:t>3000 端口被占用？</w:t>
             </w:r>
           </w:p>
         </w:tc>
